--- a/DocumentacaoFinal/INTEGRA_2026_Entrega_7_06_Severidade_dos_Alertas_e_Coordenadas.docx
+++ b/DocumentacaoFinal/INTEGRA_2026_Entrega_7_06_Severidade_dos_Alertas_e_Coordenadas.docx
@@ -605,7 +605,7 @@
                 <w:szCs w:val="17"/>
                 <w:lang w:val="pt-BR"/>
               </w:rPr>
-              <w:t xml:space="preserve">Pedido de Natã da Silva Baracho: resolver os achados ALT-12 (severidade sem catálogo) e TEL-13 (coordenadas fora da faixa), usando os mesmos valores do banco FluxID.</w:t>
+              <w:t xml:space="preserve">Síntese das instruções dadas à IA. Contexto: dois achados em aberto do plano de teste: ALT-12 (severidade sem catálogo) e TEL-13 (coordenadas fora da faixa). Tarefa: corrigir os dois achados. Restrições: usar os mesmos valores de severidade do banco FluxID. Entrega esperada: código, testes e relatório.</w:t>
             </w:r>
           </w:p>
         </w:tc>
@@ -883,7 +883,7 @@
                 <w:szCs w:val="17"/>
                 <w:lang w:val="pt-BR"/>
               </w:rPr>
-              <w:t xml:space="preserve">Suíte automatizada com 55 de 55 casos; migração testada com alertas gravados; Roteiro conforme no oxide.db real, com o banco restaurado idêntico (checksum SHA-256 igual). Aprovado por Natã da Silva Baracho.</w:t>
+              <w:t xml:space="preserve">Natã da Silva Baracho, responsável pelo backend, leu o relatório de teste, conferiu os resultados com o que tinha pedido e respondeu o questionário de validação. Aprovou a entrega em 06/10/2026. Evidências do relatório: suíte com 55 de 55 casos; migração testada com alertas já gravados; roteiro conforme no oxide.db real, com o banco restaurado idêntico (checksum SHA-256 igual). Os testes foram executados pela IA; a decisão de aprovar foi do responsável.</w:t>
             </w:r>
           </w:p>
         </w:tc>
